--- a/backend/data/corpus/DOC-20251123-237.docx
+++ b/backend/data/corpus/DOC-20251123-237.docx
@@ -46,37 +46,7 @@
         <w:rPr>
           <w:sz w:val="21"/>
         </w:rPr>
-        <w:t>A short conversation in the shared office, mostly logistics.</w:t>
-      </w:r>
-    </w:p>
-    <w:p>
-      <w:r>
-        <w:rPr>
-          <w:sz w:val="21"/>
-        </w:rPr>
-      </w:r>
-    </w:p>
-    <w:p>
-      <w:r>
-        <w:rPr>
-          <w:sz w:val="21"/>
-        </w:rPr>
-        <w:t>Referenced a review that circulated on the service in passing.</w:t>
-      </w:r>
-    </w:p>
-    <w:p>
-      <w:r>
-        <w:rPr>
-          <w:sz w:val="21"/>
-        </w:rPr>
-      </w:r>
-    </w:p>
-    <w:p>
-      <w:r>
-        <w:rPr>
-          <w:sz w:val="21"/>
-        </w:rPr>
-        <w:t>Described how the older half of the panel is triaged now compared with before.</w:t>
+        <w:t>No product discussion this time. Asked about safety and confirmed nothing to report.</w:t>
       </w:r>
     </w:p>
     <w:p>
@@ -106,7 +76,22 @@
         <w:rPr>
           <w:sz w:val="21"/>
         </w:rPr>
-        <w:t>Described a preference for slower titration in general, unrelated to any particular patient.</w:t>
+        <w:t>Mentioned a case series someone forwarded but did not raise any specific finding.</w:t>
+      </w:r>
+    </w:p>
+    <w:p>
+      <w:r>
+        <w:rPr>
+          <w:sz w:val="21"/>
+        </w:rPr>
+      </w:r>
+    </w:p>
+    <w:p>
+      <w:r>
+        <w:rPr>
+          <w:sz w:val="21"/>
+        </w:rPr>
+        <w:t>Onboarding one of the nurse practitioners is the current preoccupation here.</w:t>
       </w:r>
     </w:p>
     <w:sectPr>
